--- a/public/templates-clean/clinceni/ACORD GDPR.docx
+++ b/public/templates-clean/clinceni/ACORD GDPR.docx
@@ -711,7 +711,7 @@
           <w:kern w:val="0"/>
           <w14:ligatures w14:val="none"/>
         </w:rPr>
-        <w:t>15.04</w:t>
+        <w:t>{DATA_CONTRACT}</w:t>
       </w:r>
       <w:r>
         <w:rPr>
@@ -721,7 +721,7 @@
           <w:kern w:val="0"/>
           <w14:ligatures w14:val="none"/>
         </w:rPr>
-        <w:t>.2026</w:t>
+        <w:t/>
       </w:r>
     </w:p>
     <w:p>
